--- a/Physics/Units/07-Thermal Energy and Conservation/Unit Plan.docx
+++ b/Physics/Units/07-Thermal Energy and Conservation/Unit Plan.docx
@@ -316,7 +316,7 @@
                 <w:sz w:val="22"/>
                 <w:u w:val="none"/>
               </w:rPr>
-              <w:t>Temperature, Heat, and Thermal Energy</w:t>
+              <w:t>Temperature, Heat, and Thermal Energy (Day 1 of 2)</w:t>
             </w:r>
           </w:p>
         </w:tc>
@@ -335,7 +335,7 @@
                 <w:sz w:val="22"/>
                 <w:u w:val="none"/>
               </w:rPr>
-              <w:t>2</w:t>
+              <w:t>1</w:t>
             </w:r>
           </w:p>
         </w:tc>
@@ -354,7 +354,7 @@
                 <w:sz w:val="22"/>
                 <w:u w:val="none"/>
               </w:rPr>
-              <w:t>At the end of 42 minutes I can distinguish between temperature, heat, and thermal energy, and explain how thermal energy...</w:t>
+              <w:t>At the end of 42 minutes I can define and identify key concepts related to: distinguish between temperature, heat, and t...</w:t>
             </w:r>
           </w:p>
         </w:tc>
@@ -396,7 +396,7 @@
                 <w:sz w:val="22"/>
                 <w:u w:val="none"/>
               </w:rPr>
-              <w:t>Specific Heat Capacity and q = mCdeltaT</w:t>
+              <w:t>Temperature, Heat, and Thermal Energy (Day 2 of 2)</w:t>
             </w:r>
           </w:p>
         </w:tc>
@@ -416,7 +416,7 @@
                 <w:sz w:val="22"/>
                 <w:u w:val="none"/>
               </w:rPr>
-              <w:t>3</w:t>
+              <w:t>1</w:t>
             </w:r>
           </w:p>
         </w:tc>
@@ -436,7 +436,7 @@
                 <w:sz w:val="22"/>
                 <w:u w:val="none"/>
               </w:rPr>
-              <w:t>At the end of 42 minutes I can use the equation q = mC(delta T) to calculate the heat gained or lost by a substance and ...</w:t>
+              <w:t>At the end of 42 minutes I can apply and analyze my understanding to distinguish between temperature, heat, and thermal ...</w:t>
             </w:r>
           </w:p>
         </w:tc>
@@ -476,7 +476,7 @@
                 <w:sz w:val="22"/>
                 <w:u w:val="none"/>
               </w:rPr>
-              <w:t>Phase Changes and Latent Heat</w:t>
+              <w:t>Specific Heat Capacity and q = mCdeltaT (Day 1 of 3)</w:t>
             </w:r>
           </w:p>
         </w:tc>
@@ -495,7 +495,7 @@
                 <w:sz w:val="22"/>
                 <w:u w:val="none"/>
               </w:rPr>
-              <w:t>2</w:t>
+              <w:t>1</w:t>
             </w:r>
           </w:p>
         </w:tc>
@@ -514,7 +514,7 @@
                 <w:sz w:val="22"/>
                 <w:u w:val="none"/>
               </w:rPr>
-              <w:t>At the end of 42 minutes I can interpret a heating curve, identify phase changes, and explain why temperature remains co...</w:t>
+              <w:t>At the end of 42 minutes I can define and describe key concepts related to: use the equation q = mC(delta T) to calculat...</w:t>
             </w:r>
           </w:p>
         </w:tc>
@@ -556,7 +556,7 @@
                 <w:sz w:val="22"/>
                 <w:u w:val="none"/>
               </w:rPr>
-              <w:t>Heat Transfer Methods: Conduction, Convection, and Radiation</w:t>
+              <w:t>Specific Heat Capacity and q = mCdeltaT (Day 2 of 3)</w:t>
             </w:r>
           </w:p>
         </w:tc>
@@ -576,7 +576,7 @@
                 <w:sz w:val="22"/>
                 <w:u w:val="none"/>
               </w:rPr>
-              <w:t>2</w:t>
+              <w:t>1</w:t>
             </w:r>
           </w:p>
         </w:tc>
@@ -596,7 +596,7 @@
                 <w:sz w:val="22"/>
                 <w:u w:val="none"/>
               </w:rPr>
-              <w:t>At the end of 42 minutes I can identify and explain the three methods of heat transfer — conduction, convection, and rad...</w:t>
+              <w:t>At the end of 42 minutes I can apply and compare concepts and use the equation q = mC(delta T) to calculate the heat gai...</w:t>
             </w:r>
           </w:p>
         </w:tc>
@@ -636,7 +636,7 @@
                 <w:sz w:val="22"/>
                 <w:u w:val="none"/>
               </w:rPr>
-              <w:t>Calorimetry and Conservation of Energy in Thermal Systems</w:t>
+              <w:t>Specific Heat Capacity and q = mCdeltaT (Day 3 of 3)</w:t>
             </w:r>
           </w:p>
         </w:tc>
@@ -655,7 +655,7 @@
                 <w:sz w:val="22"/>
                 <w:u w:val="none"/>
               </w:rPr>
-              <w:t>3</w:t>
+              <w:t>1</w:t>
             </w:r>
           </w:p>
         </w:tc>
@@ -674,7 +674,7 @@
                 <w:sz w:val="22"/>
                 <w:u w:val="none"/>
               </w:rPr>
-              <w:t>At the end of 42 minutes I can apply conservation of energy to calorimetry problems, calculating the final temperature w...</w:t>
+              <w:t>At the end of 42 minutes I can evaluate and explain my understanding to use the equation q = mC(delta T) to calculate th...</w:t>
             </w:r>
           </w:p>
         </w:tc>
@@ -716,7 +716,7 @@
                 <w:sz w:val="22"/>
                 <w:u w:val="none"/>
               </w:rPr>
-              <w:t>Entropy and Unit 7 Review</w:t>
+              <w:t>Phase Changes and Latent Heat (Day 1 of 2)</w:t>
             </w:r>
           </w:p>
         </w:tc>
@@ -736,7 +736,7 @@
                 <w:sz w:val="22"/>
                 <w:u w:val="none"/>
               </w:rPr>
-              <w:t>3</w:t>
+              <w:t>1</w:t>
             </w:r>
           </w:p>
         </w:tc>
@@ -756,7 +756,725 @@
                 <w:sz w:val="22"/>
                 <w:u w:val="none"/>
               </w:rPr>
-              <w:t>At the end of 42 minutes I can explain that entropy is a measure of disorder in a system and that natural processes tend...</w:t>
+              <w:t>At the end of 42 minutes I can define and identify key concepts related to: interpret a heating curve, identify phase ch...</w:t>
+            </w:r>
+          </w:p>
+        </w:tc>
+      </w:tr>
+      <w:tr>
+        <w:tc>
+          <w:tcPr>
+            <w:tcW w:type="dxa" w:w="1008"/>
+          </w:tcPr>
+          <w:p>
+            <w:r/>
+            <w:r>
+              <w:rPr>
+                <w:rFonts w:ascii="Calibri" w:hAnsi="Calibri"/>
+                <w:b w:val="0"/>
+                <w:i w:val="0"/>
+                <w:color w:val="000000"/>
+                <w:sz w:val="22"/>
+                <w:u w:val="none"/>
+              </w:rPr>
+              <w:t>7</w:t>
+            </w:r>
+          </w:p>
+        </w:tc>
+        <w:tc>
+          <w:tcPr>
+            <w:tcW w:type="dxa" w:w="2880"/>
+          </w:tcPr>
+          <w:p>
+            <w:r/>
+            <w:r>
+              <w:rPr>
+                <w:rFonts w:ascii="Calibri" w:hAnsi="Calibri"/>
+                <w:b w:val="0"/>
+                <w:i w:val="0"/>
+                <w:color w:val="000000"/>
+                <w:sz w:val="22"/>
+                <w:u w:val="none"/>
+              </w:rPr>
+              <w:t>Phase Changes and Latent Heat (Day 2 of 2)</w:t>
+            </w:r>
+          </w:p>
+        </w:tc>
+        <w:tc>
+          <w:tcPr>
+            <w:tcW w:type="dxa" w:w="864"/>
+          </w:tcPr>
+          <w:p>
+            <w:r/>
+            <w:r>
+              <w:rPr>
+                <w:rFonts w:ascii="Calibri" w:hAnsi="Calibri"/>
+                <w:b w:val="0"/>
+                <w:i w:val="0"/>
+                <w:color w:val="000000"/>
+                <w:sz w:val="22"/>
+                <w:u w:val="none"/>
+              </w:rPr>
+              <w:t>1</w:t>
+            </w:r>
+          </w:p>
+        </w:tc>
+        <w:tc>
+          <w:tcPr>
+            <w:tcW w:type="dxa" w:w="5040"/>
+          </w:tcPr>
+          <w:p>
+            <w:r/>
+            <w:r>
+              <w:rPr>
+                <w:rFonts w:ascii="Calibri" w:hAnsi="Calibri"/>
+                <w:b w:val="0"/>
+                <w:i w:val="0"/>
+                <w:color w:val="000000"/>
+                <w:sz w:val="22"/>
+                <w:u w:val="none"/>
+              </w:rPr>
+              <w:t>At the end of 42 minutes I can apply and analyze my understanding to interpret a heating curve, identify phase changes, ...</w:t>
+            </w:r>
+          </w:p>
+        </w:tc>
+      </w:tr>
+      <w:tr>
+        <w:tc>
+          <w:tcPr>
+            <w:tcW w:type="dxa" w:w="1008"/>
+            <w:shd w:fill="F2F2F2" w:val="clear"/>
+          </w:tcPr>
+          <w:p>
+            <w:r/>
+            <w:r>
+              <w:rPr>
+                <w:rFonts w:ascii="Calibri" w:hAnsi="Calibri"/>
+                <w:b w:val="0"/>
+                <w:i w:val="0"/>
+                <w:color w:val="000000"/>
+                <w:sz w:val="22"/>
+                <w:u w:val="none"/>
+              </w:rPr>
+              <w:t>8</w:t>
+            </w:r>
+          </w:p>
+        </w:tc>
+        <w:tc>
+          <w:tcPr>
+            <w:tcW w:type="dxa" w:w="2880"/>
+            <w:shd w:fill="F2F2F2" w:val="clear"/>
+          </w:tcPr>
+          <w:p>
+            <w:r/>
+            <w:r>
+              <w:rPr>
+                <w:rFonts w:ascii="Calibri" w:hAnsi="Calibri"/>
+                <w:b w:val="0"/>
+                <w:i w:val="0"/>
+                <w:color w:val="000000"/>
+                <w:sz w:val="22"/>
+                <w:u w:val="none"/>
+              </w:rPr>
+              <w:t>Heat Transfer Methods: Conduction, Convection, and Radiation (Day 1 of 2)</w:t>
+            </w:r>
+          </w:p>
+        </w:tc>
+        <w:tc>
+          <w:tcPr>
+            <w:tcW w:type="dxa" w:w="864"/>
+            <w:shd w:fill="F2F2F2" w:val="clear"/>
+          </w:tcPr>
+          <w:p>
+            <w:r/>
+            <w:r>
+              <w:rPr>
+                <w:rFonts w:ascii="Calibri" w:hAnsi="Calibri"/>
+                <w:b w:val="0"/>
+                <w:i w:val="0"/>
+                <w:color w:val="000000"/>
+                <w:sz w:val="22"/>
+                <w:u w:val="none"/>
+              </w:rPr>
+              <w:t>1</w:t>
+            </w:r>
+          </w:p>
+        </w:tc>
+        <w:tc>
+          <w:tcPr>
+            <w:tcW w:type="dxa" w:w="5040"/>
+            <w:shd w:fill="F2F2F2" w:val="clear"/>
+          </w:tcPr>
+          <w:p>
+            <w:r/>
+            <w:r>
+              <w:rPr>
+                <w:rFonts w:ascii="Calibri" w:hAnsi="Calibri"/>
+                <w:b w:val="0"/>
+                <w:i w:val="0"/>
+                <w:color w:val="000000"/>
+                <w:sz w:val="22"/>
+                <w:u w:val="none"/>
+              </w:rPr>
+              <w:t>At the end of 42 minutes I can define and identify key concepts related to: identify and explain the three methods of he...</w:t>
+            </w:r>
+          </w:p>
+        </w:tc>
+      </w:tr>
+      <w:tr>
+        <w:tc>
+          <w:tcPr>
+            <w:tcW w:type="dxa" w:w="1008"/>
+          </w:tcPr>
+          <w:p>
+            <w:r/>
+            <w:r>
+              <w:rPr>
+                <w:rFonts w:ascii="Calibri" w:hAnsi="Calibri"/>
+                <w:b w:val="0"/>
+                <w:i w:val="0"/>
+                <w:color w:val="000000"/>
+                <w:sz w:val="22"/>
+                <w:u w:val="none"/>
+              </w:rPr>
+              <w:t>9</w:t>
+            </w:r>
+          </w:p>
+        </w:tc>
+        <w:tc>
+          <w:tcPr>
+            <w:tcW w:type="dxa" w:w="2880"/>
+          </w:tcPr>
+          <w:p>
+            <w:r/>
+            <w:r>
+              <w:rPr>
+                <w:rFonts w:ascii="Calibri" w:hAnsi="Calibri"/>
+                <w:b w:val="0"/>
+                <w:i w:val="0"/>
+                <w:color w:val="000000"/>
+                <w:sz w:val="22"/>
+                <w:u w:val="none"/>
+              </w:rPr>
+              <w:t>Heat Transfer Methods: Conduction, Convection, and Radiation (Day 2 of 2)</w:t>
+            </w:r>
+          </w:p>
+        </w:tc>
+        <w:tc>
+          <w:tcPr>
+            <w:tcW w:type="dxa" w:w="864"/>
+          </w:tcPr>
+          <w:p>
+            <w:r/>
+            <w:r>
+              <w:rPr>
+                <w:rFonts w:ascii="Calibri" w:hAnsi="Calibri"/>
+                <w:b w:val="0"/>
+                <w:i w:val="0"/>
+                <w:color w:val="000000"/>
+                <w:sz w:val="22"/>
+                <w:u w:val="none"/>
+              </w:rPr>
+              <w:t>1</w:t>
+            </w:r>
+          </w:p>
+        </w:tc>
+        <w:tc>
+          <w:tcPr>
+            <w:tcW w:type="dxa" w:w="5040"/>
+          </w:tcPr>
+          <w:p>
+            <w:r/>
+            <w:r>
+              <w:rPr>
+                <w:rFonts w:ascii="Calibri" w:hAnsi="Calibri"/>
+                <w:b w:val="0"/>
+                <w:i w:val="0"/>
+                <w:color w:val="000000"/>
+                <w:sz w:val="22"/>
+                <w:u w:val="none"/>
+              </w:rPr>
+              <w:t>At the end of 42 minutes I can apply and analyze my understanding to identify and explain the three methods of heat tran...</w:t>
+            </w:r>
+          </w:p>
+        </w:tc>
+      </w:tr>
+      <w:tr>
+        <w:tc>
+          <w:tcPr>
+            <w:tcW w:type="dxa" w:w="1008"/>
+            <w:shd w:fill="F2F2F2" w:val="clear"/>
+          </w:tcPr>
+          <w:p>
+            <w:r/>
+            <w:r>
+              <w:rPr>
+                <w:rFonts w:ascii="Calibri" w:hAnsi="Calibri"/>
+                <w:b w:val="0"/>
+                <w:i w:val="0"/>
+                <w:color w:val="000000"/>
+                <w:sz w:val="22"/>
+                <w:u w:val="none"/>
+              </w:rPr>
+              <w:t>10</w:t>
+            </w:r>
+          </w:p>
+        </w:tc>
+        <w:tc>
+          <w:tcPr>
+            <w:tcW w:type="dxa" w:w="2880"/>
+            <w:shd w:fill="F2F2F2" w:val="clear"/>
+          </w:tcPr>
+          <w:p>
+            <w:r/>
+            <w:r>
+              <w:rPr>
+                <w:rFonts w:ascii="Calibri" w:hAnsi="Calibri"/>
+                <w:b w:val="0"/>
+                <w:i w:val="0"/>
+                <w:color w:val="000000"/>
+                <w:sz w:val="22"/>
+                <w:u w:val="none"/>
+              </w:rPr>
+              <w:t>Calorimetry and Conservation of Energy in Thermal Systems (Day 1 of 3)</w:t>
+            </w:r>
+          </w:p>
+        </w:tc>
+        <w:tc>
+          <w:tcPr>
+            <w:tcW w:type="dxa" w:w="864"/>
+            <w:shd w:fill="F2F2F2" w:val="clear"/>
+          </w:tcPr>
+          <w:p>
+            <w:r/>
+            <w:r>
+              <w:rPr>
+                <w:rFonts w:ascii="Calibri" w:hAnsi="Calibri"/>
+                <w:b w:val="0"/>
+                <w:i w:val="0"/>
+                <w:color w:val="000000"/>
+                <w:sz w:val="22"/>
+                <w:u w:val="none"/>
+              </w:rPr>
+              <w:t>1</w:t>
+            </w:r>
+          </w:p>
+        </w:tc>
+        <w:tc>
+          <w:tcPr>
+            <w:tcW w:type="dxa" w:w="5040"/>
+            <w:shd w:fill="F2F2F2" w:val="clear"/>
+          </w:tcPr>
+          <w:p>
+            <w:r/>
+            <w:r>
+              <w:rPr>
+                <w:rFonts w:ascii="Calibri" w:hAnsi="Calibri"/>
+                <w:b w:val="0"/>
+                <w:i w:val="0"/>
+                <w:color w:val="000000"/>
+                <w:sz w:val="22"/>
+                <w:u w:val="none"/>
+              </w:rPr>
+              <w:t>At the end of 42 minutes I can define and describe key concepts related to: apply conservation of energy to calorimetry ...</w:t>
+            </w:r>
+          </w:p>
+        </w:tc>
+      </w:tr>
+      <w:tr>
+        <w:tc>
+          <w:tcPr>
+            <w:tcW w:type="dxa" w:w="1008"/>
+          </w:tcPr>
+          <w:p>
+            <w:r/>
+            <w:r>
+              <w:rPr>
+                <w:rFonts w:ascii="Calibri" w:hAnsi="Calibri"/>
+                <w:b w:val="0"/>
+                <w:i w:val="0"/>
+                <w:color w:val="000000"/>
+                <w:sz w:val="22"/>
+                <w:u w:val="none"/>
+              </w:rPr>
+              <w:t>11</w:t>
+            </w:r>
+          </w:p>
+        </w:tc>
+        <w:tc>
+          <w:tcPr>
+            <w:tcW w:type="dxa" w:w="2880"/>
+          </w:tcPr>
+          <w:p>
+            <w:r/>
+            <w:r>
+              <w:rPr>
+                <w:rFonts w:ascii="Calibri" w:hAnsi="Calibri"/>
+                <w:b w:val="0"/>
+                <w:i w:val="0"/>
+                <w:color w:val="000000"/>
+                <w:sz w:val="22"/>
+                <w:u w:val="none"/>
+              </w:rPr>
+              <w:t>Calorimetry and Conservation of Energy in Thermal Systems (Day 2 of 3)</w:t>
+            </w:r>
+          </w:p>
+        </w:tc>
+        <w:tc>
+          <w:tcPr>
+            <w:tcW w:type="dxa" w:w="864"/>
+          </w:tcPr>
+          <w:p>
+            <w:r/>
+            <w:r>
+              <w:rPr>
+                <w:rFonts w:ascii="Calibri" w:hAnsi="Calibri"/>
+                <w:b w:val="0"/>
+                <w:i w:val="0"/>
+                <w:color w:val="000000"/>
+                <w:sz w:val="22"/>
+                <w:u w:val="none"/>
+              </w:rPr>
+              <w:t>1</w:t>
+            </w:r>
+          </w:p>
+        </w:tc>
+        <w:tc>
+          <w:tcPr>
+            <w:tcW w:type="dxa" w:w="5040"/>
+          </w:tcPr>
+          <w:p>
+            <w:r/>
+            <w:r>
+              <w:rPr>
+                <w:rFonts w:ascii="Calibri" w:hAnsi="Calibri"/>
+                <w:b w:val="0"/>
+                <w:i w:val="0"/>
+                <w:color w:val="000000"/>
+                <w:sz w:val="22"/>
+                <w:u w:val="none"/>
+              </w:rPr>
+              <w:t>At the end of 42 minutes I can apply and compare concepts and apply conservation of energy to calorimetry problems, calc...</w:t>
+            </w:r>
+          </w:p>
+        </w:tc>
+      </w:tr>
+      <w:tr>
+        <w:tc>
+          <w:tcPr>
+            <w:tcW w:type="dxa" w:w="1008"/>
+            <w:shd w:fill="F2F2F2" w:val="clear"/>
+          </w:tcPr>
+          <w:p>
+            <w:r/>
+            <w:r>
+              <w:rPr>
+                <w:rFonts w:ascii="Calibri" w:hAnsi="Calibri"/>
+                <w:b w:val="0"/>
+                <w:i w:val="0"/>
+                <w:color w:val="000000"/>
+                <w:sz w:val="22"/>
+                <w:u w:val="none"/>
+              </w:rPr>
+              <w:t>12</w:t>
+            </w:r>
+          </w:p>
+        </w:tc>
+        <w:tc>
+          <w:tcPr>
+            <w:tcW w:type="dxa" w:w="2880"/>
+            <w:shd w:fill="F2F2F2" w:val="clear"/>
+          </w:tcPr>
+          <w:p>
+            <w:r/>
+            <w:r>
+              <w:rPr>
+                <w:rFonts w:ascii="Calibri" w:hAnsi="Calibri"/>
+                <w:b w:val="0"/>
+                <w:i w:val="0"/>
+                <w:color w:val="000000"/>
+                <w:sz w:val="22"/>
+                <w:u w:val="none"/>
+              </w:rPr>
+              <w:t>Calorimetry and Conservation of Energy in Thermal Systems (Day 3 of 3)</w:t>
+            </w:r>
+          </w:p>
+        </w:tc>
+        <w:tc>
+          <w:tcPr>
+            <w:tcW w:type="dxa" w:w="864"/>
+            <w:shd w:fill="F2F2F2" w:val="clear"/>
+          </w:tcPr>
+          <w:p>
+            <w:r/>
+            <w:r>
+              <w:rPr>
+                <w:rFonts w:ascii="Calibri" w:hAnsi="Calibri"/>
+                <w:b w:val="0"/>
+                <w:i w:val="0"/>
+                <w:color w:val="000000"/>
+                <w:sz w:val="22"/>
+                <w:u w:val="none"/>
+              </w:rPr>
+              <w:t>1</w:t>
+            </w:r>
+          </w:p>
+        </w:tc>
+        <w:tc>
+          <w:tcPr>
+            <w:tcW w:type="dxa" w:w="5040"/>
+            <w:shd w:fill="F2F2F2" w:val="clear"/>
+          </w:tcPr>
+          <w:p>
+            <w:r/>
+            <w:r>
+              <w:rPr>
+                <w:rFonts w:ascii="Calibri" w:hAnsi="Calibri"/>
+                <w:b w:val="0"/>
+                <w:i w:val="0"/>
+                <w:color w:val="000000"/>
+                <w:sz w:val="22"/>
+                <w:u w:val="none"/>
+              </w:rPr>
+              <w:t>At the end of 42 minutes I can evaluate and explain my understanding to apply conservation of energy to calorimetry prob...</w:t>
+            </w:r>
+          </w:p>
+        </w:tc>
+      </w:tr>
+      <w:tr>
+        <w:tc>
+          <w:tcPr>
+            <w:tcW w:type="dxa" w:w="1008"/>
+          </w:tcPr>
+          <w:p>
+            <w:r/>
+            <w:r>
+              <w:rPr>
+                <w:rFonts w:ascii="Calibri" w:hAnsi="Calibri"/>
+                <w:b w:val="0"/>
+                <w:i w:val="0"/>
+                <w:color w:val="000000"/>
+                <w:sz w:val="22"/>
+                <w:u w:val="none"/>
+              </w:rPr>
+              <w:t>13</w:t>
+            </w:r>
+          </w:p>
+        </w:tc>
+        <w:tc>
+          <w:tcPr>
+            <w:tcW w:type="dxa" w:w="2880"/>
+          </w:tcPr>
+          <w:p>
+            <w:r/>
+            <w:r>
+              <w:rPr>
+                <w:rFonts w:ascii="Calibri" w:hAnsi="Calibri"/>
+                <w:b w:val="0"/>
+                <w:i w:val="0"/>
+                <w:color w:val="000000"/>
+                <w:sz w:val="22"/>
+                <w:u w:val="none"/>
+              </w:rPr>
+              <w:t>Entropy and Unit 7 Review (Day 1 of 3)</w:t>
+            </w:r>
+          </w:p>
+        </w:tc>
+        <w:tc>
+          <w:tcPr>
+            <w:tcW w:type="dxa" w:w="864"/>
+          </w:tcPr>
+          <w:p>
+            <w:r/>
+            <w:r>
+              <w:rPr>
+                <w:rFonts w:ascii="Calibri" w:hAnsi="Calibri"/>
+                <w:b w:val="0"/>
+                <w:i w:val="0"/>
+                <w:color w:val="000000"/>
+                <w:sz w:val="22"/>
+                <w:u w:val="none"/>
+              </w:rPr>
+              <w:t>1</w:t>
+            </w:r>
+          </w:p>
+        </w:tc>
+        <w:tc>
+          <w:tcPr>
+            <w:tcW w:type="dxa" w:w="5040"/>
+          </w:tcPr>
+          <w:p>
+            <w:r/>
+            <w:r>
+              <w:rPr>
+                <w:rFonts w:ascii="Calibri" w:hAnsi="Calibri"/>
+                <w:b w:val="0"/>
+                <w:i w:val="0"/>
+                <w:color w:val="000000"/>
+                <w:sz w:val="22"/>
+                <w:u w:val="none"/>
+              </w:rPr>
+              <w:t>At the end of 42 minutes I can define and describe key concepts related to: explain that entropy is a measure of disorde...</w:t>
+            </w:r>
+          </w:p>
+        </w:tc>
+      </w:tr>
+      <w:tr>
+        <w:tc>
+          <w:tcPr>
+            <w:tcW w:type="dxa" w:w="1008"/>
+            <w:shd w:fill="F2F2F2" w:val="clear"/>
+          </w:tcPr>
+          <w:p>
+            <w:r/>
+            <w:r>
+              <w:rPr>
+                <w:rFonts w:ascii="Calibri" w:hAnsi="Calibri"/>
+                <w:b w:val="0"/>
+                <w:i w:val="0"/>
+                <w:color w:val="000000"/>
+                <w:sz w:val="22"/>
+                <w:u w:val="none"/>
+              </w:rPr>
+              <w:t>14</w:t>
+            </w:r>
+          </w:p>
+        </w:tc>
+        <w:tc>
+          <w:tcPr>
+            <w:tcW w:type="dxa" w:w="2880"/>
+            <w:shd w:fill="F2F2F2" w:val="clear"/>
+          </w:tcPr>
+          <w:p>
+            <w:r/>
+            <w:r>
+              <w:rPr>
+                <w:rFonts w:ascii="Calibri" w:hAnsi="Calibri"/>
+                <w:b w:val="0"/>
+                <w:i w:val="0"/>
+                <w:color w:val="000000"/>
+                <w:sz w:val="22"/>
+                <w:u w:val="none"/>
+              </w:rPr>
+              <w:t>Entropy and Unit 7 Review (Day 2 of 3)</w:t>
+            </w:r>
+          </w:p>
+        </w:tc>
+        <w:tc>
+          <w:tcPr>
+            <w:tcW w:type="dxa" w:w="864"/>
+            <w:shd w:fill="F2F2F2" w:val="clear"/>
+          </w:tcPr>
+          <w:p>
+            <w:r/>
+            <w:r>
+              <w:rPr>
+                <w:rFonts w:ascii="Calibri" w:hAnsi="Calibri"/>
+                <w:b w:val="0"/>
+                <w:i w:val="0"/>
+                <w:color w:val="000000"/>
+                <w:sz w:val="22"/>
+                <w:u w:val="none"/>
+              </w:rPr>
+              <w:t>1</w:t>
+            </w:r>
+          </w:p>
+        </w:tc>
+        <w:tc>
+          <w:tcPr>
+            <w:tcW w:type="dxa" w:w="5040"/>
+            <w:shd w:fill="F2F2F2" w:val="clear"/>
+          </w:tcPr>
+          <w:p>
+            <w:r/>
+            <w:r>
+              <w:rPr>
+                <w:rFonts w:ascii="Calibri" w:hAnsi="Calibri"/>
+                <w:b w:val="0"/>
+                <w:i w:val="0"/>
+                <w:color w:val="000000"/>
+                <w:sz w:val="22"/>
+                <w:u w:val="none"/>
+              </w:rPr>
+              <w:t>At the end of 42 minutes I can apply and compare concepts and explain that entropy is a measure of disorder in a system ...</w:t>
+            </w:r>
+          </w:p>
+        </w:tc>
+      </w:tr>
+      <w:tr>
+        <w:tc>
+          <w:tcPr>
+            <w:tcW w:type="dxa" w:w="1008"/>
+          </w:tcPr>
+          <w:p>
+            <w:r/>
+            <w:r>
+              <w:rPr>
+                <w:rFonts w:ascii="Calibri" w:hAnsi="Calibri"/>
+                <w:b w:val="0"/>
+                <w:i w:val="0"/>
+                <w:color w:val="000000"/>
+                <w:sz w:val="22"/>
+                <w:u w:val="none"/>
+              </w:rPr>
+              <w:t>15</w:t>
+            </w:r>
+          </w:p>
+        </w:tc>
+        <w:tc>
+          <w:tcPr>
+            <w:tcW w:type="dxa" w:w="2880"/>
+          </w:tcPr>
+          <w:p>
+            <w:r/>
+            <w:r>
+              <w:rPr>
+                <w:rFonts w:ascii="Calibri" w:hAnsi="Calibri"/>
+                <w:b w:val="0"/>
+                <w:i w:val="0"/>
+                <w:color w:val="000000"/>
+                <w:sz w:val="22"/>
+                <w:u w:val="none"/>
+              </w:rPr>
+              <w:t>Entropy and Unit 7 Review (Day 3 of 3)</w:t>
+            </w:r>
+          </w:p>
+        </w:tc>
+        <w:tc>
+          <w:tcPr>
+            <w:tcW w:type="dxa" w:w="864"/>
+          </w:tcPr>
+          <w:p>
+            <w:r/>
+            <w:r>
+              <w:rPr>
+                <w:rFonts w:ascii="Calibri" w:hAnsi="Calibri"/>
+                <w:b w:val="0"/>
+                <w:i w:val="0"/>
+                <w:color w:val="000000"/>
+                <w:sz w:val="22"/>
+                <w:u w:val="none"/>
+              </w:rPr>
+              <w:t>1</w:t>
+            </w:r>
+          </w:p>
+        </w:tc>
+        <w:tc>
+          <w:tcPr>
+            <w:tcW w:type="dxa" w:w="5040"/>
+          </w:tcPr>
+          <w:p>
+            <w:r/>
+            <w:r>
+              <w:rPr>
+                <w:rFonts w:ascii="Calibri" w:hAnsi="Calibri"/>
+                <w:b w:val="0"/>
+                <w:i w:val="0"/>
+                <w:color w:val="000000"/>
+                <w:sz w:val="22"/>
+                <w:u w:val="none"/>
+              </w:rPr>
+              <w:t>At the end of 42 minutes I can evaluate and explain my understanding to explain that entropy is a measure of disorder in...</w:t>
             </w:r>
           </w:p>
         </w:tc>
